--- a/HuynhTanTai_CV.docx
+++ b/HuynhTanTai_CV.docx
@@ -7,12 +7,14 @@
         <w:spacing w:line="360" w:lineRule="auto"/>
         <w:jc w:val="center"/>
         <w:rPr>
+          <w:rFonts w:ascii="Times New Roman" w:hAnsi="Times New Roman" w:cs="Times New Roman"/>
           <w:sz w:val="24"/>
           <w:szCs w:val="24"/>
         </w:rPr>
       </w:pPr>
       <w:r>
         <w:rPr>
+          <w:rFonts w:ascii="Times New Roman" w:hAnsi="Times New Roman" w:cs="Times New Roman"/>
           <w:b/>
           <w:sz w:val="32"/>
           <w:szCs w:val="32"/>
@@ -21,6 +23,7 @@
       </w:r>
       <w:r>
         <w:rPr>
+          <w:rFonts w:ascii="Times New Roman" w:hAnsi="Times New Roman" w:cs="Times New Roman"/>
           <w:b/>
           <w:sz w:val="24"/>
           <w:szCs w:val="24"/>
@@ -29,6 +32,7 @@
       </w:r>
       <w:r>
         <w:rPr>
+          <w:rFonts w:ascii="Times New Roman" w:hAnsi="Times New Roman" w:cs="Times New Roman"/>
           <w:sz w:val="24"/>
           <w:szCs w:val="24"/>
         </w:rPr>
@@ -39,12 +43,14 @@
       <w:pPr>
         <w:spacing w:after="0" w:line="360" w:lineRule="auto"/>
         <w:rPr>
+          <w:rFonts w:ascii="Times New Roman" w:hAnsi="Times New Roman" w:cs="Times New Roman"/>
           <w:sz w:val="24"/>
           <w:szCs w:val="24"/>
         </w:rPr>
       </w:pPr>
       <w:r>
         <w:rPr>
+          <w:rFonts w:ascii="Times New Roman" w:hAnsi="Times New Roman" w:cs="Times New Roman"/>
           <w:b/>
           <w:bCs/>
           <w:sz w:val="24"/>
@@ -54,6 +60,7 @@
       </w:r>
       <w:r>
         <w:rPr>
+          <w:rFonts w:ascii="Times New Roman" w:hAnsi="Times New Roman" w:cs="Times New Roman"/>
           <w:sz w:val="24"/>
           <w:szCs w:val="24"/>
         </w:rPr>
@@ -64,12 +71,14 @@
       <w:pPr>
         <w:spacing w:line="360" w:lineRule="auto"/>
         <w:rPr>
+          <w:rFonts w:ascii="Times New Roman" w:hAnsi="Times New Roman" w:cs="Times New Roman"/>
           <w:sz w:val="24"/>
           <w:szCs w:val="24"/>
         </w:rPr>
       </w:pPr>
       <w:r>
         <w:rPr>
+          <w:rFonts w:ascii="Times New Roman" w:hAnsi="Times New Roman" w:cs="Times New Roman"/>
           <w:b/>
           <w:sz w:val="24"/>
           <w:szCs w:val="24"/>
@@ -78,6 +87,7 @@
       </w:r>
       <w:r>
         <w:rPr>
+          <w:rFonts w:ascii="Times New Roman" w:hAnsi="Times New Roman" w:cs="Times New Roman"/>
           <w:sz w:val="24"/>
           <w:szCs w:val="24"/>
         </w:rPr>
@@ -85,6 +95,7 @@
       </w:r>
       <w:r>
         <w:rPr>
+          <w:rFonts w:ascii="Times New Roman" w:hAnsi="Times New Roman" w:cs="Times New Roman"/>
           <w:sz w:val="24"/>
           <w:szCs w:val="24"/>
         </w:rPr>
@@ -92,6 +103,7 @@
       </w:r>
       <w:r>
         <w:rPr>
+          <w:rFonts w:ascii="Times New Roman" w:hAnsi="Times New Roman" w:cs="Times New Roman"/>
           <w:b/>
           <w:sz w:val="24"/>
           <w:szCs w:val="24"/>
@@ -100,6 +112,7 @@
       </w:r>
       <w:r>
         <w:rPr>
+          <w:rFonts w:ascii="Times New Roman" w:hAnsi="Times New Roman" w:cs="Times New Roman"/>
           <w:sz w:val="24"/>
           <w:szCs w:val="24"/>
         </w:rPr>
@@ -107,6 +120,7 @@
       </w:r>
       <w:r>
         <w:rPr>
+          <w:rFonts w:ascii="Times New Roman" w:hAnsi="Times New Roman" w:cs="Times New Roman"/>
           <w:sz w:val="24"/>
           <w:szCs w:val="24"/>
         </w:rPr>
@@ -114,6 +128,7 @@
       </w:r>
       <w:r>
         <w:rPr>
+          <w:rFonts w:ascii="Times New Roman" w:hAnsi="Times New Roman" w:cs="Times New Roman"/>
           <w:b/>
           <w:sz w:val="24"/>
           <w:szCs w:val="24"/>
@@ -124,30 +139,16 @@
         <w:r>
           <w:rPr>
             <w:rStyle w:val="Siuktni"/>
+            <w:rFonts w:ascii="Times New Roman" w:hAnsi="Times New Roman" w:cs="Times New Roman"/>
             <w:sz w:val="24"/>
             <w:szCs w:val="24"/>
           </w:rPr>
-          <w:t>github.com/tboi0</w:t>
-        </w:r>
-        <w:r>
-          <w:rPr>
-            <w:rStyle w:val="Siuktni"/>
-            <w:sz w:val="24"/>
-            <w:szCs w:val="24"/>
-          </w:rPr>
-          <w:t>6</w:t>
-        </w:r>
-        <w:r>
-          <w:rPr>
-            <w:rStyle w:val="Siuktni"/>
-            <w:sz w:val="24"/>
-            <w:szCs w:val="24"/>
-          </w:rPr>
-          <w:t>02</w:t>
+          <w:t>github.com/tboi0602</w:t>
         </w:r>
       </w:hyperlink>
       <w:r>
         <w:rPr>
+          <w:rFonts w:ascii="Times New Roman" w:hAnsi="Times New Roman" w:cs="Times New Roman"/>
           <w:sz w:val="24"/>
           <w:szCs w:val="24"/>
         </w:rPr>
@@ -155,30 +156,61 @@
       </w:r>
       <w:r>
         <w:rPr>
+          <w:rFonts w:ascii="Times New Roman" w:hAnsi="Times New Roman" w:cs="Times New Roman"/>
           <w:b/>
           <w:sz w:val="24"/>
           <w:szCs w:val="24"/>
         </w:rPr>
-        <w:t xml:space="preserve">Portfolio: </w:t>
+        <w:t>Portfolio:</w:t>
       </w:r>
       <w:r>
-        <w:rPr>
-          <w:sz w:val="24"/>
-          <w:szCs w:val="24"/>
-        </w:rPr>
-        <w:t>[Để trống - sẽ bổ sung sau]</w:t>
+        <w:t xml:space="preserve"> </w:t>
       </w:r>
+      <w:hyperlink r:id="rId7" w:history="1">
+        <w:r>
+          <w:rPr>
+            <w:rStyle w:val="Siuktni"/>
+            <w:rFonts w:ascii="Times New Roman" w:hAnsi="Times New Roman" w:cs="Times New Roman"/>
+            <w:bCs/>
+            <w:sz w:val="24"/>
+            <w:szCs w:val="24"/>
+          </w:rPr>
+          <w:t>portfolio-huynhtantai.vercel.</w:t>
+        </w:r>
+        <w:r>
+          <w:rPr>
+            <w:rStyle w:val="Siuktni"/>
+            <w:rFonts w:ascii="Times New Roman" w:hAnsi="Times New Roman" w:cs="Times New Roman"/>
+            <w:bCs/>
+            <w:sz w:val="24"/>
+            <w:szCs w:val="24"/>
+          </w:rPr>
+          <w:t>a</w:t>
+        </w:r>
+        <w:r>
+          <w:rPr>
+            <w:rStyle w:val="Siuktni"/>
+            <w:rFonts w:ascii="Times New Roman" w:hAnsi="Times New Roman" w:cs="Times New Roman"/>
+            <w:bCs/>
+            <w:sz w:val="24"/>
+            <w:szCs w:val="24"/>
+          </w:rPr>
+          <w:t>pp/</w:t>
+        </w:r>
+      </w:hyperlink>
     </w:p>
     <w:p>
       <w:pPr>
         <w:spacing w:line="360" w:lineRule="auto"/>
         <w:rPr>
+          <w:rFonts w:ascii="Times New Roman" w:hAnsi="Times New Roman" w:cs="Times New Roman"/>
           <w:sz w:val="28"/>
           <w:szCs w:val="28"/>
         </w:rPr>
       </w:pPr>
       <w:r>
         <w:rPr>
+          <w:rFonts w:ascii="Times New Roman" w:hAnsi="Times New Roman" w:cs="Times New Roman"/>
           <w:b/>
           <w:sz w:val="28"/>
           <w:szCs w:val="28"/>
@@ -190,12 +222,14 @@
       <w:pPr>
         <w:spacing w:line="360" w:lineRule="auto"/>
         <w:rPr>
+          <w:rFonts w:ascii="Times New Roman" w:hAnsi="Times New Roman" w:cs="Times New Roman"/>
           <w:sz w:val="24"/>
           <w:szCs w:val="24"/>
         </w:rPr>
       </w:pPr>
       <w:r>
         <w:rPr>
+          <w:rFonts w:ascii="Times New Roman" w:hAnsi="Times New Roman" w:cs="Times New Roman"/>
           <w:sz w:val="24"/>
           <w:szCs w:val="24"/>
         </w:rPr>
@@ -206,12 +240,14 @@
       <w:pPr>
         <w:spacing w:line="360" w:lineRule="auto"/>
         <w:rPr>
+          <w:rFonts w:ascii="Times New Roman" w:hAnsi="Times New Roman" w:cs="Times New Roman"/>
           <w:sz w:val="28"/>
           <w:szCs w:val="28"/>
         </w:rPr>
       </w:pPr>
       <w:r>
         <w:rPr>
+          <w:rFonts w:ascii="Times New Roman" w:hAnsi="Times New Roman" w:cs="Times New Roman"/>
           <w:b/>
           <w:sz w:val="28"/>
           <w:szCs w:val="28"/>
@@ -228,12 +264,14 @@
         </w:numPr>
         <w:spacing w:line="360" w:lineRule="auto"/>
         <w:rPr>
+          <w:rFonts w:ascii="Times New Roman" w:hAnsi="Times New Roman" w:cs="Times New Roman"/>
           <w:sz w:val="24"/>
           <w:szCs w:val="24"/>
         </w:rPr>
       </w:pPr>
       <w:r>
         <w:rPr>
+          <w:rFonts w:ascii="Times New Roman" w:hAnsi="Times New Roman" w:cs="Times New Roman"/>
           <w:sz w:val="24"/>
           <w:szCs w:val="24"/>
         </w:rPr>
@@ -249,12 +287,14 @@
         </w:numPr>
         <w:spacing w:line="360" w:lineRule="auto"/>
         <w:rPr>
+          <w:rFonts w:ascii="Times New Roman" w:hAnsi="Times New Roman" w:cs="Times New Roman"/>
           <w:sz w:val="24"/>
           <w:szCs w:val="24"/>
         </w:rPr>
       </w:pPr>
       <w:r>
         <w:rPr>
+          <w:rFonts w:ascii="Times New Roman" w:hAnsi="Times New Roman" w:cs="Times New Roman"/>
           <w:sz w:val="24"/>
           <w:szCs w:val="24"/>
         </w:rPr>
@@ -270,12 +310,14 @@
         </w:numPr>
         <w:spacing w:line="360" w:lineRule="auto"/>
         <w:rPr>
+          <w:rFonts w:ascii="Times New Roman" w:hAnsi="Times New Roman" w:cs="Times New Roman"/>
           <w:sz w:val="24"/>
           <w:szCs w:val="24"/>
         </w:rPr>
       </w:pPr>
       <w:r>
         <w:rPr>
+          <w:rFonts w:ascii="Times New Roman" w:hAnsi="Times New Roman" w:cs="Times New Roman"/>
           <w:sz w:val="24"/>
           <w:szCs w:val="24"/>
         </w:rPr>
@@ -291,12 +333,14 @@
         </w:numPr>
         <w:spacing w:line="360" w:lineRule="auto"/>
         <w:rPr>
+          <w:rFonts w:ascii="Times New Roman" w:hAnsi="Times New Roman" w:cs="Times New Roman"/>
           <w:sz w:val="24"/>
           <w:szCs w:val="24"/>
         </w:rPr>
       </w:pPr>
       <w:r>
         <w:rPr>
+          <w:rFonts w:ascii="Times New Roman" w:hAnsi="Times New Roman" w:cs="Times New Roman"/>
           <w:sz w:val="24"/>
           <w:szCs w:val="24"/>
         </w:rPr>
@@ -304,6 +348,7 @@
       </w:r>
       <w:r>
         <w:rPr>
+          <w:rFonts w:ascii="Times New Roman" w:hAnsi="Times New Roman" w:cs="Times New Roman"/>
           <w:sz w:val="24"/>
           <w:szCs w:val="24"/>
         </w:rPr>
@@ -311,6 +356,7 @@
       </w:r>
       <w:r>
         <w:rPr>
+          <w:rFonts w:ascii="Times New Roman" w:hAnsi="Times New Roman" w:cs="Times New Roman"/>
           <w:sz w:val="24"/>
           <w:szCs w:val="24"/>
         </w:rPr>
@@ -321,12 +367,14 @@
       <w:pPr>
         <w:spacing w:line="360" w:lineRule="auto"/>
         <w:rPr>
+          <w:rFonts w:ascii="Times New Roman" w:hAnsi="Times New Roman" w:cs="Times New Roman"/>
           <w:sz w:val="28"/>
           <w:szCs w:val="28"/>
         </w:rPr>
       </w:pPr>
       <w:r>
         <w:rPr>
+          <w:rFonts w:ascii="Times New Roman" w:hAnsi="Times New Roman" w:cs="Times New Roman"/>
           <w:b/>
           <w:sz w:val="28"/>
           <w:szCs w:val="28"/>
@@ -339,12 +387,14 @@
         <w:spacing w:line="360" w:lineRule="auto"/>
         <w:ind w:firstLine="360"/>
         <w:rPr>
+          <w:rFonts w:ascii="Times New Roman" w:hAnsi="Times New Roman" w:cs="Times New Roman"/>
           <w:sz w:val="24"/>
           <w:szCs w:val="24"/>
         </w:rPr>
       </w:pPr>
       <w:r>
         <w:rPr>
+          <w:rFonts w:ascii="Times New Roman" w:hAnsi="Times New Roman" w:cs="Times New Roman"/>
           <w:sz w:val="24"/>
           <w:szCs w:val="24"/>
         </w:rPr>
@@ -355,12 +405,14 @@
       <w:pPr>
         <w:spacing w:line="360" w:lineRule="auto"/>
         <w:rPr>
+          <w:rFonts w:ascii="Times New Roman" w:hAnsi="Times New Roman" w:cs="Times New Roman"/>
           <w:sz w:val="28"/>
           <w:szCs w:val="28"/>
         </w:rPr>
       </w:pPr>
       <w:r>
         <w:rPr>
+          <w:rFonts w:ascii="Times New Roman" w:hAnsi="Times New Roman" w:cs="Times New Roman"/>
           <w:b/>
           <w:sz w:val="28"/>
           <w:szCs w:val="28"/>
@@ -377,12 +429,14 @@
         </w:numPr>
         <w:spacing w:line="360" w:lineRule="auto"/>
         <w:rPr>
+          <w:rFonts w:ascii="Times New Roman" w:hAnsi="Times New Roman" w:cs="Times New Roman"/>
           <w:sz w:val="24"/>
           <w:szCs w:val="24"/>
         </w:rPr>
       </w:pPr>
       <w:r>
         <w:rPr>
+          <w:rFonts w:ascii="Times New Roman" w:hAnsi="Times New Roman" w:cs="Times New Roman"/>
           <w:sz w:val="24"/>
           <w:szCs w:val="24"/>
         </w:rPr>
@@ -398,16 +452,17 @@
         </w:numPr>
         <w:spacing w:line="360" w:lineRule="auto"/>
         <w:rPr>
+          <w:rFonts w:ascii="Times New Roman" w:hAnsi="Times New Roman" w:cs="Times New Roman"/>
           <w:sz w:val="24"/>
           <w:szCs w:val="24"/>
         </w:rPr>
       </w:pPr>
       <w:r>
         <w:rPr>
+          <w:rFonts w:ascii="Times New Roman" w:hAnsi="Times New Roman" w:cs="Times New Roman"/>
           <w:sz w:val="24"/>
           <w:szCs w:val="24"/>
         </w:rPr>
-        <w:lastRenderedPageBreak/>
         <w:t>Backend: Node.js, Express.js, RESTful API, JWT Authentication, Python</w:t>
       </w:r>
     </w:p>
@@ -420,12 +475,14 @@
         </w:numPr>
         <w:spacing w:line="360" w:lineRule="auto"/>
         <w:rPr>
+          <w:rFonts w:ascii="Times New Roman" w:hAnsi="Times New Roman" w:cs="Times New Roman"/>
           <w:sz w:val="24"/>
           <w:szCs w:val="24"/>
         </w:rPr>
       </w:pPr>
       <w:r>
         <w:rPr>
+          <w:rFonts w:ascii="Times New Roman" w:hAnsi="Times New Roman" w:cs="Times New Roman"/>
           <w:sz w:val="24"/>
           <w:szCs w:val="24"/>
         </w:rPr>
@@ -441,15 +498,18 @@
         </w:numPr>
         <w:spacing w:line="360" w:lineRule="auto"/>
         <w:rPr>
+          <w:rFonts w:ascii="Times New Roman" w:hAnsi="Times New Roman" w:cs="Times New Roman"/>
           <w:sz w:val="24"/>
           <w:szCs w:val="24"/>
         </w:rPr>
       </w:pPr>
       <w:r>
         <w:rPr>
+          <w:rFonts w:ascii="Times New Roman" w:hAnsi="Times New Roman" w:cs="Times New Roman"/>
           <w:sz w:val="24"/>
           <w:szCs w:val="24"/>
         </w:rPr>
+        <w:lastRenderedPageBreak/>
         <w:t>Tools: Git, GitHub, Postman, VS Code, AI Coding Tools</w:t>
       </w:r>
     </w:p>
@@ -457,12 +517,14 @@
       <w:pPr>
         <w:spacing w:line="360" w:lineRule="auto"/>
         <w:rPr>
+          <w:rFonts w:ascii="Times New Roman" w:hAnsi="Times New Roman" w:cs="Times New Roman"/>
           <w:sz w:val="28"/>
           <w:szCs w:val="28"/>
         </w:rPr>
       </w:pPr>
       <w:r>
         <w:rPr>
+          <w:rFonts w:ascii="Times New Roman" w:hAnsi="Times New Roman" w:cs="Times New Roman"/>
           <w:b/>
           <w:sz w:val="28"/>
           <w:szCs w:val="28"/>
@@ -479,14 +541,16 @@
         </w:numPr>
         <w:spacing w:line="360" w:lineRule="auto"/>
         <w:rPr>
+          <w:rFonts w:ascii="Times New Roman" w:hAnsi="Times New Roman" w:cs="Times New Roman"/>
           <w:sz w:val="24"/>
           <w:szCs w:val="24"/>
         </w:rPr>
       </w:pPr>
-      <w:hyperlink r:id="rId7" w:history="1">
+      <w:hyperlink r:id="rId8" w:history="1">
         <w:r>
           <w:rPr>
             <w:rStyle w:val="Siuktni"/>
+            <w:rFonts w:ascii="Times New Roman" w:hAnsi="Times New Roman" w:cs="Times New Roman"/>
             <w:b/>
             <w:sz w:val="24"/>
             <w:szCs w:val="24"/>
@@ -504,12 +568,14 @@
         </w:numPr>
         <w:spacing w:line="360" w:lineRule="auto"/>
         <w:rPr>
+          <w:rFonts w:ascii="Times New Roman" w:hAnsi="Times New Roman" w:cs="Times New Roman"/>
           <w:sz w:val="24"/>
           <w:szCs w:val="24"/>
         </w:rPr>
       </w:pPr>
       <w:r>
         <w:rPr>
+          <w:rFonts w:ascii="Times New Roman" w:hAnsi="Times New Roman" w:cs="Times New Roman"/>
           <w:sz w:val="24"/>
           <w:szCs w:val="24"/>
         </w:rPr>
@@ -525,12 +591,14 @@
         </w:numPr>
         <w:spacing w:line="360" w:lineRule="auto"/>
         <w:rPr>
+          <w:rFonts w:ascii="Times New Roman" w:hAnsi="Times New Roman" w:cs="Times New Roman"/>
           <w:sz w:val="24"/>
           <w:szCs w:val="24"/>
         </w:rPr>
       </w:pPr>
       <w:r>
         <w:rPr>
+          <w:rFonts w:ascii="Times New Roman" w:hAnsi="Times New Roman" w:cs="Times New Roman"/>
           <w:sz w:val="24"/>
           <w:szCs w:val="24"/>
         </w:rPr>
@@ -546,12 +614,14 @@
         </w:numPr>
         <w:spacing w:line="360" w:lineRule="auto"/>
         <w:rPr>
+          <w:rFonts w:ascii="Times New Roman" w:hAnsi="Times New Roman" w:cs="Times New Roman"/>
           <w:sz w:val="24"/>
           <w:szCs w:val="24"/>
         </w:rPr>
       </w:pPr>
       <w:r>
         <w:rPr>
+          <w:rFonts w:ascii="Times New Roman" w:hAnsi="Times New Roman" w:cs="Times New Roman"/>
           <w:sz w:val="24"/>
           <w:szCs w:val="24"/>
         </w:rPr>
@@ -567,12 +637,14 @@
         </w:numPr>
         <w:spacing w:line="360" w:lineRule="auto"/>
         <w:rPr>
+          <w:rFonts w:ascii="Times New Roman" w:hAnsi="Times New Roman" w:cs="Times New Roman"/>
           <w:sz w:val="24"/>
           <w:szCs w:val="24"/>
         </w:rPr>
       </w:pPr>
       <w:r>
         <w:rPr>
+          <w:rFonts w:ascii="Times New Roman" w:hAnsi="Times New Roman" w:cs="Times New Roman"/>
           <w:sz w:val="24"/>
           <w:szCs w:val="24"/>
         </w:rPr>
@@ -588,12 +660,14 @@
         </w:numPr>
         <w:spacing w:line="360" w:lineRule="auto"/>
         <w:rPr>
+          <w:rFonts w:ascii="Times New Roman" w:hAnsi="Times New Roman" w:cs="Times New Roman"/>
           <w:sz w:val="24"/>
           <w:szCs w:val="24"/>
         </w:rPr>
       </w:pPr>
       <w:r>
         <w:rPr>
+          <w:rFonts w:ascii="Times New Roman" w:hAnsi="Times New Roman" w:cs="Times New Roman"/>
           <w:sz w:val="24"/>
           <w:szCs w:val="24"/>
         </w:rPr>
@@ -609,12 +683,14 @@
         </w:numPr>
         <w:spacing w:line="360" w:lineRule="auto"/>
         <w:rPr>
+          <w:rFonts w:ascii="Times New Roman" w:hAnsi="Times New Roman" w:cs="Times New Roman"/>
           <w:sz w:val="24"/>
           <w:szCs w:val="24"/>
         </w:rPr>
       </w:pPr>
       <w:r>
         <w:rPr>
+          <w:rFonts w:ascii="Times New Roman" w:hAnsi="Times New Roman" w:cs="Times New Roman"/>
           <w:sz w:val="24"/>
           <w:szCs w:val="24"/>
         </w:rPr>
@@ -630,12 +706,14 @@
         </w:numPr>
         <w:spacing w:line="360" w:lineRule="auto"/>
         <w:rPr>
+          <w:rFonts w:ascii="Times New Roman" w:hAnsi="Times New Roman" w:cs="Times New Roman"/>
           <w:sz w:val="24"/>
           <w:szCs w:val="24"/>
         </w:rPr>
       </w:pPr>
       <w:r>
         <w:rPr>
+          <w:rFonts w:ascii="Times New Roman" w:hAnsi="Times New Roman" w:cs="Times New Roman"/>
           <w:b/>
           <w:sz w:val="24"/>
           <w:szCs w:val="24"/>
@@ -652,12 +730,14 @@
         </w:numPr>
         <w:spacing w:line="360" w:lineRule="auto"/>
         <w:rPr>
+          <w:rFonts w:ascii="Times New Roman" w:hAnsi="Times New Roman" w:cs="Times New Roman"/>
           <w:sz w:val="24"/>
           <w:szCs w:val="24"/>
         </w:rPr>
       </w:pPr>
       <w:r>
         <w:rPr>
+          <w:rFonts w:ascii="Times New Roman" w:hAnsi="Times New Roman" w:cs="Times New Roman"/>
           <w:sz w:val="24"/>
           <w:szCs w:val="24"/>
         </w:rPr>
@@ -673,12 +753,14 @@
         </w:numPr>
         <w:spacing w:line="360" w:lineRule="auto"/>
         <w:rPr>
+          <w:rFonts w:ascii="Times New Roman" w:hAnsi="Times New Roman" w:cs="Times New Roman"/>
           <w:sz w:val="24"/>
           <w:szCs w:val="24"/>
         </w:rPr>
       </w:pPr>
       <w:r>
         <w:rPr>
+          <w:rFonts w:ascii="Times New Roman" w:hAnsi="Times New Roman" w:cs="Times New Roman"/>
           <w:sz w:val="24"/>
           <w:szCs w:val="24"/>
         </w:rPr>
@@ -694,12 +776,14 @@
         </w:numPr>
         <w:spacing w:line="360" w:lineRule="auto"/>
         <w:rPr>
+          <w:rFonts w:ascii="Times New Roman" w:hAnsi="Times New Roman" w:cs="Times New Roman"/>
           <w:sz w:val="24"/>
           <w:szCs w:val="24"/>
         </w:rPr>
       </w:pPr>
       <w:r>
         <w:rPr>
+          <w:rFonts w:ascii="Times New Roman" w:hAnsi="Times New Roman" w:cs="Times New Roman"/>
           <w:sz w:val="24"/>
           <w:szCs w:val="24"/>
         </w:rPr>
@@ -715,12 +799,14 @@
         </w:numPr>
         <w:spacing w:line="360" w:lineRule="auto"/>
         <w:rPr>
+          <w:rFonts w:ascii="Times New Roman" w:hAnsi="Times New Roman" w:cs="Times New Roman"/>
           <w:sz w:val="24"/>
           <w:szCs w:val="24"/>
         </w:rPr>
       </w:pPr>
       <w:r>
         <w:rPr>
+          <w:rFonts w:ascii="Times New Roman" w:hAnsi="Times New Roman" w:cs="Times New Roman"/>
           <w:sz w:val="24"/>
           <w:szCs w:val="24"/>
         </w:rPr>
@@ -736,14 +822,16 @@
         </w:numPr>
         <w:spacing w:line="360" w:lineRule="auto"/>
         <w:rPr>
+          <w:rFonts w:ascii="Times New Roman" w:hAnsi="Times New Roman" w:cs="Times New Roman"/>
           <w:sz w:val="24"/>
           <w:szCs w:val="24"/>
         </w:rPr>
       </w:pPr>
-      <w:hyperlink r:id="rId8" w:history="1">
+      <w:hyperlink r:id="rId9" w:history="1">
         <w:r>
           <w:rPr>
             <w:rStyle w:val="Siuktni"/>
+            <w:rFonts w:ascii="Times New Roman" w:hAnsi="Times New Roman" w:cs="Times New Roman"/>
             <w:b/>
             <w:sz w:val="24"/>
             <w:szCs w:val="24"/>
@@ -753,6 +841,7 @@
         <w:r>
           <w:rPr>
             <w:rStyle w:val="Siuktni"/>
+            <w:rFonts w:ascii="Times New Roman" w:hAnsi="Times New Roman" w:cs="Times New Roman"/>
             <w:b/>
             <w:sz w:val="24"/>
             <w:szCs w:val="24"/>
@@ -770,12 +859,14 @@
         </w:numPr>
         <w:spacing w:line="360" w:lineRule="auto"/>
         <w:rPr>
+          <w:rFonts w:ascii="Times New Roman" w:hAnsi="Times New Roman" w:cs="Times New Roman"/>
           <w:sz w:val="24"/>
           <w:szCs w:val="24"/>
         </w:rPr>
       </w:pPr>
       <w:r>
         <w:rPr>
+          <w:rFonts w:ascii="Times New Roman" w:hAnsi="Times New Roman" w:cs="Times New Roman"/>
           <w:sz w:val="24"/>
           <w:szCs w:val="24"/>
         </w:rPr>
@@ -791,12 +882,14 @@
         </w:numPr>
         <w:spacing w:line="360" w:lineRule="auto"/>
         <w:rPr>
+          <w:rFonts w:ascii="Times New Roman" w:hAnsi="Times New Roman" w:cs="Times New Roman"/>
           <w:sz w:val="24"/>
           <w:szCs w:val="24"/>
         </w:rPr>
       </w:pPr>
       <w:r>
         <w:rPr>
+          <w:rFonts w:ascii="Times New Roman" w:hAnsi="Times New Roman" w:cs="Times New Roman"/>
           <w:sz w:val="24"/>
           <w:szCs w:val="24"/>
         </w:rPr>
@@ -812,12 +905,14 @@
         </w:numPr>
         <w:spacing w:line="360" w:lineRule="auto"/>
         <w:rPr>
+          <w:rFonts w:ascii="Times New Roman" w:hAnsi="Times New Roman" w:cs="Times New Roman"/>
           <w:sz w:val="24"/>
           <w:szCs w:val="24"/>
         </w:rPr>
       </w:pPr>
       <w:r>
         <w:rPr>
+          <w:rFonts w:ascii="Times New Roman" w:hAnsi="Times New Roman" w:cs="Times New Roman"/>
           <w:sz w:val="24"/>
           <w:szCs w:val="24"/>
         </w:rPr>
@@ -833,12 +928,14 @@
         </w:numPr>
         <w:spacing w:line="360" w:lineRule="auto"/>
         <w:rPr>
+          <w:rFonts w:ascii="Times New Roman" w:hAnsi="Times New Roman" w:cs="Times New Roman"/>
           <w:sz w:val="24"/>
           <w:szCs w:val="24"/>
         </w:rPr>
       </w:pPr>
       <w:r>
         <w:rPr>
+          <w:rFonts w:ascii="Times New Roman" w:hAnsi="Times New Roman" w:cs="Times New Roman"/>
           <w:sz w:val="24"/>
           <w:szCs w:val="24"/>
         </w:rPr>
@@ -854,12 +951,14 @@
         </w:numPr>
         <w:spacing w:line="360" w:lineRule="auto"/>
         <w:rPr>
+          <w:rFonts w:ascii="Times New Roman" w:hAnsi="Times New Roman" w:cs="Times New Roman"/>
           <w:sz w:val="24"/>
           <w:szCs w:val="24"/>
         </w:rPr>
       </w:pPr>
       <w:r>
         <w:rPr>
+          <w:rFonts w:ascii="Times New Roman" w:hAnsi="Times New Roman" w:cs="Times New Roman"/>
           <w:b/>
           <w:sz w:val="24"/>
           <w:szCs w:val="24"/>
@@ -876,12 +975,14 @@
         </w:numPr>
         <w:spacing w:line="360" w:lineRule="auto"/>
         <w:rPr>
+          <w:rFonts w:ascii="Times New Roman" w:hAnsi="Times New Roman" w:cs="Times New Roman"/>
           <w:sz w:val="24"/>
           <w:szCs w:val="24"/>
         </w:rPr>
       </w:pPr>
       <w:r>
         <w:rPr>
+          <w:rFonts w:ascii="Times New Roman" w:hAnsi="Times New Roman" w:cs="Times New Roman"/>
           <w:sz w:val="24"/>
           <w:szCs w:val="24"/>
         </w:rPr>
@@ -897,12 +998,14 @@
         </w:numPr>
         <w:spacing w:line="360" w:lineRule="auto"/>
         <w:rPr>
+          <w:rFonts w:ascii="Times New Roman" w:hAnsi="Times New Roman" w:cs="Times New Roman"/>
           <w:sz w:val="24"/>
           <w:szCs w:val="24"/>
         </w:rPr>
       </w:pPr>
       <w:r>
         <w:rPr>
+          <w:rFonts w:ascii="Times New Roman" w:hAnsi="Times New Roman" w:cs="Times New Roman"/>
           <w:sz w:val="24"/>
           <w:szCs w:val="24"/>
         </w:rPr>
@@ -918,12 +1021,14 @@
         </w:numPr>
         <w:spacing w:line="360" w:lineRule="auto"/>
         <w:rPr>
+          <w:rFonts w:ascii="Times New Roman" w:hAnsi="Times New Roman" w:cs="Times New Roman"/>
           <w:sz w:val="24"/>
           <w:szCs w:val="24"/>
         </w:rPr>
       </w:pPr>
       <w:r>
         <w:rPr>
+          <w:rFonts w:ascii="Times New Roman" w:hAnsi="Times New Roman" w:cs="Times New Roman"/>
           <w:sz w:val="24"/>
           <w:szCs w:val="24"/>
         </w:rPr>
@@ -934,12 +1039,14 @@
       <w:pPr>
         <w:spacing w:line="360" w:lineRule="auto"/>
         <w:rPr>
+          <w:rFonts w:ascii="Times New Roman" w:hAnsi="Times New Roman" w:cs="Times New Roman"/>
           <w:sz w:val="28"/>
           <w:szCs w:val="28"/>
         </w:rPr>
       </w:pPr>
       <w:r>
         <w:rPr>
+          <w:rFonts w:ascii="Times New Roman" w:hAnsi="Times New Roman" w:cs="Times New Roman"/>
           <w:b/>
           <w:sz w:val="28"/>
           <w:szCs w:val="28"/>
@@ -956,38 +1063,18 @@
         </w:numPr>
         <w:spacing w:line="360" w:lineRule="auto"/>
         <w:rPr>
+          <w:rFonts w:ascii="Times New Roman" w:hAnsi="Times New Roman" w:cs="Times New Roman"/>
           <w:sz w:val="24"/>
           <w:szCs w:val="24"/>
         </w:rPr>
       </w:pPr>
       <w:r>
         <w:rPr>
+          <w:rFonts w:ascii="Times New Roman" w:hAnsi="Times New Roman" w:cs="Times New Roman"/>
           <w:sz w:val="24"/>
           <w:szCs w:val="24"/>
         </w:rPr>
         <w:t>Soft Skills: Problem Solving, Team Collaboration, Communication, Self-learning</w:t>
-      </w:r>
-    </w:p>
-    <w:p>
-      <w:pPr>
-        <w:pStyle w:val="oancuaDanhsach"/>
-        <w:numPr>
-          <w:ilvl w:val="0"/>
-          <w:numId w:val="13"/>
-        </w:numPr>
-        <w:spacing w:line="360" w:lineRule="auto"/>
-        <w:rPr>
-          <w:sz w:val="24"/>
-          <w:szCs w:val="24"/>
-        </w:rPr>
-      </w:pPr>
-      <w:r>
-        <w:rPr>
-          <w:sz w:val="24"/>
-          <w:szCs w:val="24"/>
-        </w:rPr>
-        <w:lastRenderedPageBreak/>
-        <w:t>Languages: Vietnamese (Native), English (Working Proficiency)</w:t>
       </w:r>
     </w:p>
     <w:sectPr>
